--- a/shablonlar/chora/ogohlantirish_davomat.docx
+++ b/shablonlar/chora/ogohlantirish_davomat.docx
@@ -1911,7 +1911,7 @@
           <w:szCs w:val="22"/>
           <w:lang w:val="uz-Cyrl-UZ"/>
         </w:rPr>
-        <w:t>Asos:</w:t>
+        <w:t xml:space="preserve">Asos: Talaba davomati monitoringi, {{ASOS}}.</w:t>
       </w:r>
       <w:r>
         <w:rPr>
@@ -1920,7 +1920,7 @@
           <w:szCs w:val="22"/>
           <w:lang w:val="uz-Cyrl-UZ"/>
         </w:rPr>
-        <w:t xml:space="preserve"> </w:t>
+        <w:t xml:space="preserve"/>
       </w:r>
       <w:r>
         <w:rPr>
@@ -1929,7 +1929,7 @@
           <w:szCs w:val="22"/>
           <w:lang w:val="en-US"/>
         </w:rPr>
-        <w:t>T</w:t>
+        <w:t xml:space="preserve"/>
       </w:r>
       <w:r>
         <w:rPr>
@@ -1938,7 +1938,7 @@
           <w:szCs w:val="22"/>
           <w:lang w:val="en-US"/>
         </w:rPr>
-        <w:t xml:space="preserve">alaba davomati </w:t>
+        <w:t xml:space="preserve"/>
       </w:r>
       <w:r>
         <w:rPr>
@@ -1947,7 +1947,7 @@
           <w:szCs w:val="22"/>
           <w:lang w:val="en-US"/>
         </w:rPr>
-        <w:t>monitoringi, kurs koordinatori bildirishnomasi.</w:t>
+        <w:t xml:space="preserve"/>
       </w:r>
     </w:p>
     <w:p>
